--- a/benchmarks/docx/corpus/numbering/style-inherited.docx
+++ b/benchmarks/docx/corpus/numbering/style-inherited.docx
@@ -52,9 +52,9 @@
 <file path=word/numbering.xml><?xml version="1.0" encoding="utf-8"?>
 <w:numbering xmlns:wpc="http://schemas.microsoft.com/office/word/2010/wordprocessingCanvas" xmlns:cx="http://schemas.microsoft.com/office/drawing/2014/chartex" xmlns:cx1="http://schemas.microsoft.com/office/drawing/2015/9/8/chartex" xmlns:cx2="http://schemas.microsoft.com/office/drawing/2015/10/21/chartex" xmlns:cx3="http://schemas.microsoft.com/office/drawing/2016/5/9/chartex" xmlns:cx4="http://schemas.microsoft.com/office/drawing/2016/5/10/chartex" xmlns:cx5="http://schemas.microsoft.com/office/drawing/2016/5/11/chartex" xmlns:cx6="http://schemas.microsoft.com/office/drawing/2016/5/12/chartex" xmlns:cx7="http://schemas.microsoft.com/office/drawing/2016/5/13/chartex" xmlns:cx8="http://schemas.microsoft.com/office/drawing/2016/5/14/chartex" xmlns:mc="http://schemas.openxmlformats.org/markup-compatibility/2006" xmlns:aink="http://schemas.microsoft.com/office/drawing/2016/ink" xmlns:am3d="http://schemas.microsoft.com/office/drawing/2017/model3d" xmlns:o="urn:schemas-microsoft-com:office:office" xmlns:oel="http://schemas.microsoft.com/office/2019/extlst" xmlns:r="http://schemas.openxmlformats.org/officeDocument/2006/relationships" xmlns:m="http://schemas.openxmlformats.org/officeDocument/2006/math" xmlns:v="urn:schemas-microsoft-com:vml" xmlns:wp14="http://schemas.microsoft.com/office/word/2010/wordprocessingDrawing" xmlns:wp="http://schemas.openxmlformats.org/drawingml/2006/wordprocessingDrawing" xmlns:w10="urn:schemas-microsoft-com:office:word" xmlns:w="http://schemas.openxmlformats.org/wordprocessingml/2006/main" xmlns:w14="http://schemas.microsoft.com/office/word/2010/wordml" xmlns:w15="http://schemas.microsoft.com/office/word/2012/wordml" xmlns:w16cex="http://schemas.microsoft.com/office/word/2018/wordml/cex" xmlns:w16cid="http://schemas.microsoft.com/office/word/2016/wordml/cid" xmlns:w16="http://schemas.microsoft.com/office/word/2018/wordml" xmlns:w16du="http://schemas.microsoft.com/office/word/2023/wordml/word16du" xmlns:w16sdtdh="http://schemas.microsoft.com/office/word/2020/wordml/sdtdatahash" xmlns:w16sdtfl="http://schemas.microsoft.com/office/word/2024/wordml/sdtformatlock" xmlns:w16se="http://schemas.microsoft.com/office/word/2015/wordml/symex" xmlns:wpg="http://schemas.microsoft.com/office/word/2010/wordprocessingGroup" xmlns:wpi="http://schemas.microsoft.com/office/word/2010/wordprocessingInk" xmlns:wne="http://schemas.microsoft.com/office/word/2006/wordml" xmlns:wps="http://schemas.microsoft.com/office/word/2010/wordprocessingShape" mc:Ignorable="w14 w15 w16se w16cid w16 w16cex w16sdtdh w16sdtfl w16du wp14">
   <w:abstractNum w:abstractNumId="0" w15:restartNumberingAfterBreak="0">
-    <w:nsid w:val="1C17492D"/>
+    <w:nsid w:val="0A923A8C"/>
     <w:multiLevelType w:val="multilevel"/>
-    <w:tmpl w:val="20E2FCD4"/>
+    <w:tmpl w:val="F8C665E8"/>
     <w:lvl w:ilvl="0">
       <w:start w:val="1"/>
       <w:numFmt w:val="decimal"/>
@@ -141,9 +141,9 @@
     </w:lvl>
   </w:abstractNum>
   <w:abstractNum w:abstractNumId="1" w15:restartNumberingAfterBreak="0">
-    <w:nsid w:val="375B6D07"/>
+    <w:nsid w:val="3AD8236E"/>
     <w:multiLevelType w:val="multilevel"/>
-    <w:tmpl w:val="516CF4F2"/>
+    <w:tmpl w:val="B350A0E8"/>
     <w:lvl w:ilvl="0">
       <w:start w:val="1"/>
       <w:numFmt w:val="decimal"/>
@@ -230,10 +230,10 @@
       </w:pPr>
     </w:lvl>
   </w:abstractNum>
-  <w:num w:numId="1" w16cid:durableId="1867449511">
+  <w:num w:numId="1" w16cid:durableId="1762335804">
     <w:abstractNumId w:val="0"/>
   </w:num>
-  <w:num w:numId="2" w16cid:durableId="1406948865">
+  <w:num w:numId="2" w16cid:durableId="1218472014">
     <w:abstractNumId w:val="1"/>
   </w:num>
 </w:numbering>
@@ -647,7 +647,7 @@
     <w:link w:val="Heading1Char"/>
     <w:uiPriority w:val="9"/>
     <w:qFormat/>
-    <w:rsid w:val="006934AC"/>
+    <w:rsid w:val="001341CB"/>
     <w:pPr>
       <w:keepNext/>
       <w:keepLines/>
@@ -670,7 +670,7 @@
     <w:semiHidden/>
     <w:unhideWhenUsed/>
     <w:qFormat/>
-    <w:rsid w:val="006934AC"/>
+    <w:rsid w:val="001341CB"/>
     <w:pPr>
       <w:keepNext/>
       <w:keepLines/>
@@ -693,7 +693,7 @@
     <w:semiHidden/>
     <w:unhideWhenUsed/>
     <w:qFormat/>
-    <w:rsid w:val="006934AC"/>
+    <w:rsid w:val="001341CB"/>
     <w:pPr>
       <w:keepNext/>
       <w:keepLines/>
@@ -716,7 +716,7 @@
     <w:semiHidden/>
     <w:unhideWhenUsed/>
     <w:qFormat/>
-    <w:rsid w:val="006934AC"/>
+    <w:rsid w:val="001341CB"/>
     <w:pPr>
       <w:keepNext/>
       <w:keepLines/>
@@ -739,7 +739,7 @@
     <w:semiHidden/>
     <w:unhideWhenUsed/>
     <w:qFormat/>
-    <w:rsid w:val="006934AC"/>
+    <w:rsid w:val="001341CB"/>
     <w:pPr>
       <w:keepNext/>
       <w:keepLines/>
@@ -760,7 +760,7 @@
     <w:semiHidden/>
     <w:unhideWhenUsed/>
     <w:qFormat/>
-    <w:rsid w:val="006934AC"/>
+    <w:rsid w:val="001341CB"/>
     <w:pPr>
       <w:keepNext/>
       <w:keepLines/>
@@ -783,7 +783,7 @@
     <w:semiHidden/>
     <w:unhideWhenUsed/>
     <w:qFormat/>
-    <w:rsid w:val="006934AC"/>
+    <w:rsid w:val="001341CB"/>
     <w:pPr>
       <w:keepNext/>
       <w:keepLines/>
@@ -804,7 +804,7 @@
     <w:semiHidden/>
     <w:unhideWhenUsed/>
     <w:qFormat/>
-    <w:rsid w:val="006934AC"/>
+    <w:rsid w:val="001341CB"/>
     <w:pPr>
       <w:keepNext/>
       <w:keepLines/>
@@ -827,7 +827,7 @@
     <w:semiHidden/>
     <w:unhideWhenUsed/>
     <w:qFormat/>
-    <w:rsid w:val="006934AC"/>
+    <w:rsid w:val="001341CB"/>
     <w:pPr>
       <w:keepNext/>
       <w:keepLines/>
@@ -871,7 +871,7 @@
     <w:basedOn w:val="DefaultParagraphFont"/>
     <w:link w:val="Heading1"/>
     <w:uiPriority w:val="9"/>
-    <w:rsid w:val="006934AC"/>
+    <w:rsid w:val="001341CB"/>
     <w:rPr>
       <w:rFonts w:asciiTheme="majorHAnsi" w:eastAsiaTheme="majorEastAsia" w:hAnsiTheme="majorHAnsi" w:cstheme="majorBidi"/>
       <w:color w:val="2F5496" w:themeColor="accent1" w:themeShade="BF"/>
@@ -885,7 +885,7 @@
     <w:link w:val="Heading2"/>
     <w:uiPriority w:val="9"/>
     <w:semiHidden/>
-    <w:rsid w:val="006934AC"/>
+    <w:rsid w:val="001341CB"/>
     <w:rPr>
       <w:rFonts w:asciiTheme="majorHAnsi" w:eastAsiaTheme="majorEastAsia" w:hAnsiTheme="majorHAnsi" w:cstheme="majorBidi"/>
       <w:color w:val="2F5496" w:themeColor="accent1" w:themeShade="BF"/>
@@ -899,7 +899,7 @@
     <w:link w:val="Heading3"/>
     <w:uiPriority w:val="9"/>
     <w:semiHidden/>
-    <w:rsid w:val="006934AC"/>
+    <w:rsid w:val="001341CB"/>
     <w:rPr>
       <w:rFonts w:eastAsiaTheme="majorEastAsia" w:cstheme="majorBidi"/>
       <w:color w:val="2F5496" w:themeColor="accent1" w:themeShade="BF"/>
@@ -913,7 +913,7 @@
     <w:link w:val="Heading4"/>
     <w:uiPriority w:val="9"/>
     <w:semiHidden/>
-    <w:rsid w:val="006934AC"/>
+    <w:rsid w:val="001341CB"/>
     <w:rPr>
       <w:rFonts w:eastAsiaTheme="majorEastAsia" w:cstheme="majorBidi"/>
       <w:i/>
@@ -927,7 +927,7 @@
     <w:link w:val="Heading5"/>
     <w:uiPriority w:val="9"/>
     <w:semiHidden/>
-    <w:rsid w:val="006934AC"/>
+    <w:rsid w:val="001341CB"/>
     <w:rPr>
       <w:rFonts w:eastAsiaTheme="majorEastAsia" w:cstheme="majorBidi"/>
       <w:color w:val="2F5496" w:themeColor="accent1" w:themeShade="BF"/>
@@ -939,7 +939,7 @@
     <w:link w:val="Heading6"/>
     <w:uiPriority w:val="9"/>
     <w:semiHidden/>
-    <w:rsid w:val="006934AC"/>
+    <w:rsid w:val="001341CB"/>
     <w:rPr>
       <w:rFonts w:eastAsiaTheme="majorEastAsia" w:cstheme="majorBidi"/>
       <w:i/>
@@ -953,7 +953,7 @@
     <w:link w:val="Heading7"/>
     <w:uiPriority w:val="9"/>
     <w:semiHidden/>
-    <w:rsid w:val="006934AC"/>
+    <w:rsid w:val="001341CB"/>
     <w:rPr>
       <w:rFonts w:eastAsiaTheme="majorEastAsia" w:cstheme="majorBidi"/>
       <w:color w:val="595959" w:themeColor="text1" w:themeTint="A6"/>
@@ -965,7 +965,7 @@
     <w:link w:val="Heading8"/>
     <w:uiPriority w:val="9"/>
     <w:semiHidden/>
-    <w:rsid w:val="006934AC"/>
+    <w:rsid w:val="001341CB"/>
     <w:rPr>
       <w:rFonts w:eastAsiaTheme="majorEastAsia" w:cstheme="majorBidi"/>
       <w:i/>
@@ -979,7 +979,7 @@
     <w:link w:val="Heading9"/>
     <w:uiPriority w:val="9"/>
     <w:semiHidden/>
-    <w:rsid w:val="006934AC"/>
+    <w:rsid w:val="001341CB"/>
     <w:rPr>
       <w:rFonts w:eastAsiaTheme="majorEastAsia" w:cstheme="majorBidi"/>
       <w:color w:val="272727" w:themeColor="text1" w:themeTint="D8"/>
@@ -992,7 +992,7 @@
     <w:link w:val="TitleChar"/>
     <w:uiPriority w:val="10"/>
     <w:qFormat/>
-    <w:rsid w:val="006934AC"/>
+    <w:rsid w:val="001341CB"/>
     <w:pPr>
       <w:spacing w:after="80" w:line="240" w:lineRule="auto"/>
       <w:contextualSpacing/>
@@ -1010,7 +1010,7 @@
     <w:basedOn w:val="DefaultParagraphFont"/>
     <w:link w:val="Title"/>
     <w:uiPriority w:val="10"/>
-    <w:rsid w:val="006934AC"/>
+    <w:rsid w:val="001341CB"/>
     <w:rPr>
       <w:rFonts w:asciiTheme="majorHAnsi" w:eastAsiaTheme="majorEastAsia" w:hAnsiTheme="majorHAnsi" w:cstheme="majorBidi"/>
       <w:spacing w:val="-10"/>
@@ -1026,7 +1026,7 @@
     <w:link w:val="SubtitleChar"/>
     <w:uiPriority w:val="11"/>
     <w:qFormat/>
-    <w:rsid w:val="006934AC"/>
+    <w:rsid w:val="001341CB"/>
     <w:pPr>
       <w:numPr>
         <w:ilvl w:val="1"/>
@@ -1045,7 +1045,7 @@
     <w:basedOn w:val="DefaultParagraphFont"/>
     <w:link w:val="Subtitle"/>
     <w:uiPriority w:val="11"/>
-    <w:rsid w:val="006934AC"/>
+    <w:rsid w:val="001341CB"/>
     <w:rPr>
       <w:rFonts w:eastAsiaTheme="majorEastAsia" w:cstheme="majorBidi"/>
       <w:color w:val="595959" w:themeColor="text1" w:themeTint="A6"/>
@@ -1061,7 +1061,7 @@
     <w:link w:val="QuoteChar"/>
     <w:uiPriority w:val="29"/>
     <w:qFormat/>
-    <w:rsid w:val="006934AC"/>
+    <w:rsid w:val="001341CB"/>
     <w:pPr>
       <w:spacing w:before="160"/>
       <w:jc w:val="center"/>
@@ -1077,7 +1077,7 @@
     <w:basedOn w:val="DefaultParagraphFont"/>
     <w:link w:val="Quote"/>
     <w:uiPriority w:val="29"/>
-    <w:rsid w:val="006934AC"/>
+    <w:rsid w:val="001341CB"/>
     <w:rPr>
       <w:i/>
       <w:iCs/>
@@ -1089,7 +1089,7 @@
     <w:basedOn w:val="Normal"/>
     <w:uiPriority w:val="34"/>
     <w:qFormat/>
-    <w:rsid w:val="006934AC"/>
+    <w:rsid w:val="001341CB"/>
     <w:pPr>
       <w:ind w:left="720"/>
       <w:contextualSpacing/>
@@ -1100,7 +1100,7 @@
     <w:basedOn w:val="DefaultParagraphFont"/>
     <w:uiPriority w:val="21"/>
     <w:qFormat/>
-    <w:rsid w:val="006934AC"/>
+    <w:rsid w:val="001341CB"/>
     <w:rPr>
       <w:i/>
       <w:iCs/>
@@ -1114,7 +1114,7 @@
     <w:link w:val="IntenseQuoteChar"/>
     <w:uiPriority w:val="30"/>
     <w:qFormat/>
-    <w:rsid w:val="006934AC"/>
+    <w:rsid w:val="001341CB"/>
     <w:pPr>
       <w:pBdr>
         <w:top w:val="single" w:sz="4" w:space="10" w:color="2F5496" w:themeColor="accent1" w:themeShade="BF"/>
@@ -1135,7 +1135,7 @@
     <w:basedOn w:val="DefaultParagraphFont"/>
     <w:link w:val="IntenseQuote"/>
     <w:uiPriority w:val="30"/>
-    <w:rsid w:val="006934AC"/>
+    <w:rsid w:val="001341CB"/>
     <w:rPr>
       <w:i/>
       <w:iCs/>
@@ -1147,7 +1147,7 @@
     <w:basedOn w:val="DefaultParagraphFont"/>
     <w:uiPriority w:val="32"/>
     <w:qFormat/>
-    <w:rsid w:val="006934AC"/>
+    <w:rsid w:val="001341CB"/>
     <w:rPr>
       <w:b/>
       <w:bCs/>
@@ -1160,7 +1160,7 @@
     <w:name w:val="CorpList"/>
     <w:basedOn w:val="ListParagraph"/>
     <w:link w:val="CorpListChar"/>
-    <w:rsid w:val="006934AC"/>
+    <w:rsid w:val="001341CB"/>
     <w:pPr>
       <w:numPr>
         <w:numId w:val="2"/>
@@ -1171,7 +1171,7 @@
     <w:name w:val="CorpList Char"/>
     <w:basedOn w:val="DefaultParagraphFont"/>
     <w:link w:val="CorpList"/>
-    <w:rsid w:val="006934AC"/>
+    <w:rsid w:val="001341CB"/>
   </w:style>
 </w:styles>
 </file>
